--- a/klagomål/A 49239-2024 FSC-klagomål.docx
+++ b/klagomål/A 49239-2024 FSC-klagomål.docx
@@ -1041,7 +1041,7 @@
     <w:r>
       <w:tab/>
       <w:tab/>
-      <w:t>2025-08-06</w:t>
+      <w:t>2025-08-09</w:t>
       <w:br/>
       <w:br/>
     </w:r>

--- a/klagomål/A 49239-2024 FSC-klagomål.docx
+++ b/klagomål/A 49239-2024 FSC-klagomål.docx
@@ -168,7 +168,7 @@
     </w:p>
     <w:p>
       <w:r>
-        <w:t>Detta dokument behandlar höga naturvärden i avverkningsanmälan A 49239-2024 i Ragunda kommun. Denna avverkningsanmälan inkom 2024-10-30 och omfattar 2,7 ha.</w:t>
+        <w:t>Detta dokument behandlar höga naturvärden i avverkningsanmälan A 49239-2024 i Ragunda kommun. Denna avverkningsanmälan inkom 2024-10-30 10:46:22 och omfattar 2,7 ha.</w:t>
       </w:r>
     </w:p>
     <w:p>

--- a/klagomål/A 49239-2024 FSC-klagomål.docx
+++ b/klagomål/A 49239-2024 FSC-klagomål.docx
@@ -1041,7 +1041,7 @@
     <w:r>
       <w:tab/>
       <w:tab/>
-      <w:t>2025-08-09</w:t>
+      <w:t>2025-08-10</w:t>
       <w:br/>
       <w:br/>
     </w:r>

--- a/klagomål/A 49239-2024 FSC-klagomål.docx
+++ b/klagomål/A 49239-2024 FSC-klagomål.docx
@@ -1041,7 +1041,7 @@
     <w:r>
       <w:tab/>
       <w:tab/>
-      <w:t>2025-08-10</w:t>
+      <w:t>2025-08-11</w:t>
       <w:br/>
       <w:br/>
     </w:r>

--- a/klagomål/A 49239-2024 FSC-klagomål.docx
+++ b/klagomål/A 49239-2024 FSC-klagomål.docx
@@ -1041,7 +1041,7 @@
     <w:r>
       <w:tab/>
       <w:tab/>
-      <w:t>2025-08-11</w:t>
+      <w:t>2025-08-12</w:t>
       <w:br/>
       <w:br/>
     </w:r>

--- a/klagomål/A 49239-2024 FSC-klagomål.docx
+++ b/klagomål/A 49239-2024 FSC-klagomål.docx
@@ -1041,7 +1041,7 @@
     <w:r>
       <w:tab/>
       <w:tab/>
-      <w:t>2025-08-12</w:t>
+      <w:t>2025-08-13</w:t>
       <w:br/>
       <w:br/>
     </w:r>

--- a/klagomål/A 49239-2024 FSC-klagomål.docx
+++ b/klagomål/A 49239-2024 FSC-klagomål.docx
@@ -1041,7 +1041,7 @@
     <w:r>
       <w:tab/>
       <w:tab/>
-      <w:t>2025-08-13</w:t>
+      <w:t>2025-08-14</w:t>
       <w:br/>
       <w:br/>
     </w:r>

--- a/klagomål/A 49239-2024 FSC-klagomål.docx
+++ b/klagomål/A 49239-2024 FSC-klagomål.docx
@@ -191,7 +191,7 @@
     </w:p>
     <w:p>
       <w:r>
-        <w:t>I avverkningsanmälan har följande 4 naturvårdsarter hittats: garnlav (NT), lunglav (NT), tretåig hackspett (NT, §4) och revlummer (§9). Av dessa är 3 rödlistade. För rödlistade arter har rödlistekategorin angivits inom parentes. För fridlysta arter anges även paragrafen i Artskyddsförordningen som arten är fridlyst enligt.</w:t>
+        <w:t>I avverkningsanmälan har följande 6 naturvårdsarter hittats: garnlav (NT), harticka (NT), lunglav (NT), tretåig hackspett (NT, §4), vitgrynig nållav (NT) och revlummer (§9). Av dessa är 5 rödlistade. För rödlistade arter har rödlistekategorin angivits inom parentes. För fridlysta arter anges även paragrafen i Artskyddsförordningen som arten är fridlyst enligt.</w:t>
       </w:r>
     </w:p>
     <w:p>
@@ -262,6 +262,17 @@
         <w:rPr>
           <w:b/>
         </w:rPr>
+        <w:t>Harticka (NT)</w:t>
+      </w:r>
+      <w:r>
+        <w:t xml:space="preserve"> är normalt en mycket bra signalart för granskogar med höga naturvärden. Även när svampen påträffas i mer påverkade skogar är det nästan alltid fråga om skogsmiljöer i sena successionsstadier med höga naturvärden. Skogsskötselåtgärder på eller i omedelbar närhet av växtplatserna kan innebära ett hot mot arten (SLU Artdatabanken, 2024; Nitare &amp; Skogsstyrelsen, 2019).</w:t>
+      </w:r>
+    </w:p>
+    <w:p>
+      <w:r>
+        <w:rPr>
+          <w:b/>
+        </w:rPr>
         <w:t>Lunglav (NT)</w:t>
       </w:r>
       <w:r>
@@ -284,6 +295,17 @@
       </w:r>
       <w:r>
         <w:t xml:space="preserve"> (NA) (SLU Artdatabanken, 2025; SLU Artdatabanken, 2024; Nitare &amp; Skogsstyrelsen, 2019).</w:t>
+      </w:r>
+    </w:p>
+    <w:p>
+      <w:r>
+        <w:rPr>
+          <w:b/>
+        </w:rPr>
+        <w:t>Vitgrynig nållav (NT)</w:t>
+      </w:r>
+      <w:r>
+        <w:t xml:space="preserve"> växer nästan uteslutande på bark av gamla, senvuxna granar i skuggiga lägen med hög och jämn luftfuktighet. Den vanligaste naturtypen för arten är kontinuitetsskogar på frisk mark men den finns också i sumpgranskogar. På lång sikt utgör avverkningar av olikåldriga granskogar av naturskogskaraktär ett allvarligt hot mot arten och skogsbruksåtgärder på eller i närheten av växtplatserna bör undvikas. Naturskogsartade, fuktiga granskogar med förekomster av arten signalerar höga biologiska värden och bör bevaras (SLU Artdatabanken, 2024; Nitare &amp; Skogsstyrelsen, 2019).</w:t>
       </w:r>
     </w:p>
     <w:p>
@@ -435,7 +457,7 @@
         <w:rPr>
           <w:i/>
         </w:rPr>
-        <w:t>I det avverkningsanmälda skogsområdet har 4 naturvårdsarter varav 3 rödlistade arter sina livsmiljöer och växtplatser.</w:t>
+        <w:t>I det avverkningsanmälda skogsområdet har 6 naturvårdsarter varav 5 rödlistade arter sina livsmiljöer och växtplatser.</w:t>
       </w:r>
     </w:p>
     <w:p>
@@ -1041,7 +1063,7 @@
     <w:r>
       <w:tab/>
       <w:tab/>
-      <w:t>2025-08-14</w:t>
+      <w:t>2025-08-15</w:t>
       <w:br/>
       <w:br/>
     </w:r>

--- a/klagomål/A 49239-2024 FSC-klagomål.docx
+++ b/klagomål/A 49239-2024 FSC-klagomål.docx
@@ -1063,7 +1063,7 @@
     <w:r>
       <w:tab/>
       <w:tab/>
-      <w:t>2025-08-15</w:t>
+      <w:t>2025-08-16</w:t>
       <w:br/>
       <w:br/>
     </w:r>

--- a/klagomål/A 49239-2024 FSC-klagomål.docx
+++ b/klagomål/A 49239-2024 FSC-klagomål.docx
@@ -1063,7 +1063,7 @@
     <w:r>
       <w:tab/>
       <w:tab/>
-      <w:t>2025-08-16</w:t>
+      <w:t>2025-08-17</w:t>
       <w:br/>
       <w:br/>
     </w:r>

--- a/klagomål/A 49239-2024 FSC-klagomål.docx
+++ b/klagomål/A 49239-2024 FSC-klagomål.docx
@@ -1063,7 +1063,7 @@
     <w:r>
       <w:tab/>
       <w:tab/>
-      <w:t>2025-08-17</w:t>
+      <w:t>2025-08-18</w:t>
       <w:br/>
       <w:br/>
     </w:r>

--- a/klagomål/A 49239-2024 FSC-klagomål.docx
+++ b/klagomål/A 49239-2024 FSC-klagomål.docx
@@ -1063,7 +1063,7 @@
     <w:r>
       <w:tab/>
       <w:tab/>
-      <w:t>2025-08-18</w:t>
+      <w:t>2025-08-19</w:t>
       <w:br/>
       <w:br/>
     </w:r>

--- a/klagomål/A 49239-2024 FSC-klagomål.docx
+++ b/klagomål/A 49239-2024 FSC-klagomål.docx
@@ -1063,7 +1063,7 @@
     <w:r>
       <w:tab/>
       <w:tab/>
-      <w:t>2025-08-19</w:t>
+      <w:t>2025-08-20</w:t>
       <w:br/>
       <w:br/>
     </w:r>

--- a/klagomål/A 49239-2024 FSC-klagomål.docx
+++ b/klagomål/A 49239-2024 FSC-klagomål.docx
@@ -1063,7 +1063,7 @@
     <w:r>
       <w:tab/>
       <w:tab/>
-      <w:t>2025-08-20</w:t>
+      <w:t>2025-08-21</w:t>
       <w:br/>
       <w:br/>
     </w:r>

--- a/klagomål/A 49239-2024 FSC-klagomål.docx
+++ b/klagomål/A 49239-2024 FSC-klagomål.docx
@@ -1063,7 +1063,7 @@
     <w:r>
       <w:tab/>
       <w:tab/>
-      <w:t>2025-08-21</w:t>
+      <w:t>2025-08-22</w:t>
       <w:br/>
       <w:br/>
     </w:r>

--- a/klagomål/A 49239-2024 FSC-klagomål.docx
+++ b/klagomål/A 49239-2024 FSC-klagomål.docx
@@ -1063,7 +1063,7 @@
     <w:r>
       <w:tab/>
       <w:tab/>
-      <w:t>2025-08-22</w:t>
+      <w:t>2025-08-23</w:t>
       <w:br/>
       <w:br/>
     </w:r>

--- a/klagomål/A 49239-2024 FSC-klagomål.docx
+++ b/klagomål/A 49239-2024 FSC-klagomål.docx
@@ -1063,7 +1063,7 @@
     <w:r>
       <w:tab/>
       <w:tab/>
-      <w:t>2025-08-23</w:t>
+      <w:t>2025-08-24</w:t>
       <w:br/>
       <w:br/>
     </w:r>

--- a/klagomål/A 49239-2024 FSC-klagomål.docx
+++ b/klagomål/A 49239-2024 FSC-klagomål.docx
@@ -1063,7 +1063,7 @@
     <w:r>
       <w:tab/>
       <w:tab/>
-      <w:t>2025-08-24</w:t>
+      <w:t>2025-08-25</w:t>
       <w:br/>
       <w:br/>
     </w:r>

--- a/klagomål/A 49239-2024 FSC-klagomål.docx
+++ b/klagomål/A 49239-2024 FSC-klagomål.docx
@@ -1063,7 +1063,7 @@
     <w:r>
       <w:tab/>
       <w:tab/>
-      <w:t>2025-08-25</w:t>
+      <w:t>2025-08-26</w:t>
       <w:br/>
       <w:br/>
     </w:r>

--- a/klagomål/A 49239-2024 FSC-klagomål.docx
+++ b/klagomål/A 49239-2024 FSC-klagomål.docx
@@ -1063,7 +1063,7 @@
     <w:r>
       <w:tab/>
       <w:tab/>
-      <w:t>2025-08-26</w:t>
+      <w:t>2025-08-30</w:t>
       <w:br/>
       <w:br/>
     </w:r>

--- a/klagomål/A 49239-2024 FSC-klagomål.docx
+++ b/klagomål/A 49239-2024 FSC-klagomål.docx
@@ -1063,7 +1063,7 @@
     <w:r>
       <w:tab/>
       <w:tab/>
-      <w:t>2025-08-30</w:t>
+      <w:t>2025-08-31</w:t>
       <w:br/>
       <w:br/>
     </w:r>

--- a/klagomål/A 49239-2024 FSC-klagomål.docx
+++ b/klagomål/A 49239-2024 FSC-klagomål.docx
@@ -1063,7 +1063,7 @@
     <w:r>
       <w:tab/>
       <w:tab/>
-      <w:t>2025-08-31</w:t>
+      <w:t>2025-09-01</w:t>
       <w:br/>
       <w:br/>
     </w:r>

--- a/klagomål/A 49239-2024 FSC-klagomål.docx
+++ b/klagomål/A 49239-2024 FSC-klagomål.docx
@@ -1063,7 +1063,7 @@
     <w:r>
       <w:tab/>
       <w:tab/>
-      <w:t>2025-09-01</w:t>
+      <w:t>2025-09-04</w:t>
       <w:br/>
       <w:br/>
     </w:r>

--- a/klagomål/A 49239-2024 FSC-klagomål.docx
+++ b/klagomål/A 49239-2024 FSC-klagomål.docx
@@ -1063,7 +1063,7 @@
     <w:r>
       <w:tab/>
       <w:tab/>
-      <w:t>2025-09-04</w:t>
+      <w:t>2025-09-05</w:t>
       <w:br/>
       <w:br/>
     </w:r>

--- a/klagomål/A 49239-2024 FSC-klagomål.docx
+++ b/klagomål/A 49239-2024 FSC-klagomål.docx
@@ -1063,7 +1063,7 @@
     <w:r>
       <w:tab/>
       <w:tab/>
-      <w:t>2025-09-05</w:t>
+      <w:t>2025-09-07</w:t>
       <w:br/>
       <w:br/>
     </w:r>

--- a/klagomål/A 49239-2024 FSC-klagomål.docx
+++ b/klagomål/A 49239-2024 FSC-klagomål.docx
@@ -1063,7 +1063,7 @@
     <w:r>
       <w:tab/>
       <w:tab/>
-      <w:t>2025-09-07</w:t>
+      <w:t>2025-09-08</w:t>
       <w:br/>
       <w:br/>
     </w:r>

--- a/klagomål/A 49239-2024 FSC-klagomål.docx
+++ b/klagomål/A 49239-2024 FSC-klagomål.docx
@@ -1063,7 +1063,7 @@
     <w:r>
       <w:tab/>
       <w:tab/>
-      <w:t>2025-09-08</w:t>
+      <w:t>2025-09-10</w:t>
       <w:br/>
       <w:br/>
     </w:r>

--- a/klagomål/A 49239-2024 FSC-klagomål.docx
+++ b/klagomål/A 49239-2024 FSC-klagomål.docx
@@ -1063,7 +1063,7 @@
     <w:r>
       <w:tab/>
       <w:tab/>
-      <w:t>2025-09-10</w:t>
+      <w:t>2025-09-11</w:t>
       <w:br/>
       <w:br/>
     </w:r>

--- a/klagomål/A 49239-2024 FSC-klagomål.docx
+++ b/klagomål/A 49239-2024 FSC-klagomål.docx
@@ -1063,7 +1063,7 @@
     <w:r>
       <w:tab/>
       <w:tab/>
-      <w:t>2025-09-11</w:t>
+      <w:t>2025-09-12</w:t>
       <w:br/>
       <w:br/>
     </w:r>

--- a/klagomål/A 49239-2024 FSC-klagomål.docx
+++ b/klagomål/A 49239-2024 FSC-klagomål.docx
@@ -1063,7 +1063,7 @@
     <w:r>
       <w:tab/>
       <w:tab/>
-      <w:t>2025-09-12</w:t>
+      <w:t>2025-09-13</w:t>
       <w:br/>
       <w:br/>
     </w:r>

--- a/klagomål/A 49239-2024 FSC-klagomål.docx
+++ b/klagomål/A 49239-2024 FSC-klagomål.docx
@@ -1063,7 +1063,7 @@
     <w:r>
       <w:tab/>
       <w:tab/>
-      <w:t>2025-09-13</w:t>
+      <w:t>2025-09-14</w:t>
       <w:br/>
       <w:br/>
     </w:r>

--- a/klagomål/A 49239-2024 FSC-klagomål.docx
+++ b/klagomål/A 49239-2024 FSC-klagomål.docx
@@ -1063,7 +1063,7 @@
     <w:r>
       <w:tab/>
       <w:tab/>
-      <w:t>2025-09-14</w:t>
+      <w:t>2025-09-15</w:t>
       <w:br/>
       <w:br/>
     </w:r>

--- a/klagomål/A 49239-2024 FSC-klagomål.docx
+++ b/klagomål/A 49239-2024 FSC-klagomål.docx
@@ -1063,7 +1063,7 @@
     <w:r>
       <w:tab/>
       <w:tab/>
-      <w:t>2025-09-15</w:t>
+      <w:t>2025-09-16</w:t>
       <w:br/>
       <w:br/>
     </w:r>

--- a/klagomål/A 49239-2024 FSC-klagomål.docx
+++ b/klagomål/A 49239-2024 FSC-klagomål.docx
@@ -1063,7 +1063,7 @@
     <w:r>
       <w:tab/>
       <w:tab/>
-      <w:t>2025-09-16</w:t>
+      <w:t>2025-09-17</w:t>
       <w:br/>
       <w:br/>
     </w:r>

--- a/klagomål/A 49239-2024 FSC-klagomål.docx
+++ b/klagomål/A 49239-2024 FSC-klagomål.docx
@@ -1063,7 +1063,7 @@
     <w:r>
       <w:tab/>
       <w:tab/>
-      <w:t>2025-09-17</w:t>
+      <w:t>2025-09-18</w:t>
       <w:br/>
       <w:br/>
     </w:r>

--- a/klagomål/A 49239-2024 FSC-klagomål.docx
+++ b/klagomål/A 49239-2024 FSC-klagomål.docx
@@ -1063,7 +1063,7 @@
     <w:r>
       <w:tab/>
       <w:tab/>
-      <w:t>2025-09-18</w:t>
+      <w:t>2025-09-22</w:t>
       <w:br/>
       <w:br/>
     </w:r>

--- a/klagomål/A 49239-2024 FSC-klagomål.docx
+++ b/klagomål/A 49239-2024 FSC-klagomål.docx
@@ -1063,7 +1063,7 @@
     <w:r>
       <w:tab/>
       <w:tab/>
-      <w:t>2025-09-22</w:t>
+      <w:t>2025-09-23</w:t>
       <w:br/>
       <w:br/>
     </w:r>

--- a/klagomål/A 49239-2024 FSC-klagomål.docx
+++ b/klagomål/A 49239-2024 FSC-klagomål.docx
@@ -1063,7 +1063,7 @@
     <w:r>
       <w:tab/>
       <w:tab/>
-      <w:t>2025-09-23</w:t>
+      <w:t>2025-09-24</w:t>
       <w:br/>
       <w:br/>
     </w:r>

--- a/klagomål/A 49239-2024 FSC-klagomål.docx
+++ b/klagomål/A 49239-2024 FSC-klagomål.docx
@@ -1063,7 +1063,7 @@
     <w:r>
       <w:tab/>
       <w:tab/>
-      <w:t>2025-09-24</w:t>
+      <w:t>2025-09-25</w:t>
       <w:br/>
       <w:br/>
     </w:r>

--- a/klagomål/A 49239-2024 FSC-klagomål.docx
+++ b/klagomål/A 49239-2024 FSC-klagomål.docx
@@ -1063,7 +1063,7 @@
     <w:r>
       <w:tab/>
       <w:tab/>
-      <w:t>2025-09-25</w:t>
+      <w:t>2025-09-26</w:t>
       <w:br/>
       <w:br/>
     </w:r>

--- a/klagomål/A 49239-2024 FSC-klagomål.docx
+++ b/klagomål/A 49239-2024 FSC-klagomål.docx
@@ -1063,7 +1063,7 @@
     <w:r>
       <w:tab/>
       <w:tab/>
-      <w:t>2025-09-26</w:t>
+      <w:t>2025-09-27</w:t>
       <w:br/>
       <w:br/>
     </w:r>

--- a/klagomål/A 49239-2024 FSC-klagomål.docx
+++ b/klagomål/A 49239-2024 FSC-klagomål.docx
@@ -1063,7 +1063,7 @@
     <w:r>
       <w:tab/>
       <w:tab/>
-      <w:t>2025-09-27</w:t>
+      <w:t>2025-09-28</w:t>
       <w:br/>
       <w:br/>
     </w:r>

--- a/klagomål/A 49239-2024 FSC-klagomål.docx
+++ b/klagomål/A 49239-2024 FSC-klagomål.docx
@@ -1063,7 +1063,7 @@
     <w:r>
       <w:tab/>
       <w:tab/>
-      <w:t>2025-09-28</w:t>
+      <w:t>2025-09-29</w:t>
       <w:br/>
       <w:br/>
     </w:r>

--- a/klagomål/A 49239-2024 FSC-klagomål.docx
+++ b/klagomål/A 49239-2024 FSC-klagomål.docx
@@ -1063,7 +1063,7 @@
     <w:r>
       <w:tab/>
       <w:tab/>
-      <w:t>2025-09-29</w:t>
+      <w:t>2025-09-30</w:t>
       <w:br/>
       <w:br/>
     </w:r>

--- a/klagomål/A 49239-2024 FSC-klagomål.docx
+++ b/klagomål/A 49239-2024 FSC-klagomål.docx
@@ -1063,7 +1063,7 @@
     <w:r>
       <w:tab/>
       <w:tab/>
-      <w:t>2025-09-30</w:t>
+      <w:t>2025-10-01</w:t>
       <w:br/>
       <w:br/>
     </w:r>

--- a/klagomål/A 49239-2024 FSC-klagomål.docx
+++ b/klagomål/A 49239-2024 FSC-klagomål.docx
@@ -1063,7 +1063,7 @@
     <w:r>
       <w:tab/>
       <w:tab/>
-      <w:t>2025-10-01</w:t>
+      <w:t>2025-10-02</w:t>
       <w:br/>
       <w:br/>
     </w:r>

--- a/klagomål/A 49239-2024 FSC-klagomål.docx
+++ b/klagomål/A 49239-2024 FSC-klagomål.docx
@@ -1063,7 +1063,7 @@
     <w:r>
       <w:tab/>
       <w:tab/>
-      <w:t>2025-10-02</w:t>
+      <w:t>2025-10-03</w:t>
       <w:br/>
       <w:br/>
     </w:r>

--- a/klagomål/A 49239-2024 FSC-klagomål.docx
+++ b/klagomål/A 49239-2024 FSC-klagomål.docx
@@ -1063,7 +1063,7 @@
     <w:r>
       <w:tab/>
       <w:tab/>
-      <w:t>2025-10-03</w:t>
+      <w:t>2025-10-04</w:t>
       <w:br/>
       <w:br/>
     </w:r>

--- a/klagomål/A 49239-2024 FSC-klagomål.docx
+++ b/klagomål/A 49239-2024 FSC-klagomål.docx
@@ -1063,7 +1063,7 @@
     <w:r>
       <w:tab/>
       <w:tab/>
-      <w:t>2025-10-04</w:t>
+      <w:t>2025-10-05</w:t>
       <w:br/>
       <w:br/>
     </w:r>

--- a/klagomål/A 49239-2024 FSC-klagomål.docx
+++ b/klagomål/A 49239-2024 FSC-klagomål.docx
@@ -1063,7 +1063,7 @@
     <w:r>
       <w:tab/>
       <w:tab/>
-      <w:t>2025-10-05</w:t>
+      <w:t>2025-10-06</w:t>
       <w:br/>
       <w:br/>
     </w:r>

--- a/klagomål/A 49239-2024 FSC-klagomål.docx
+++ b/klagomål/A 49239-2024 FSC-klagomål.docx
@@ -1063,7 +1063,7 @@
     <w:r>
       <w:tab/>
       <w:tab/>
-      <w:t>2025-10-06</w:t>
+      <w:t>2025-10-07</w:t>
       <w:br/>
       <w:br/>
     </w:r>

--- a/klagomål/A 49239-2024 FSC-klagomål.docx
+++ b/klagomål/A 49239-2024 FSC-klagomål.docx
@@ -1063,7 +1063,7 @@
     <w:r>
       <w:tab/>
       <w:tab/>
-      <w:t>2025-10-07</w:t>
+      <w:t>2025-10-08</w:t>
       <w:br/>
       <w:br/>
     </w:r>

--- a/klagomål/A 49239-2024 FSC-klagomål.docx
+++ b/klagomål/A 49239-2024 FSC-klagomål.docx
@@ -1063,7 +1063,7 @@
     <w:r>
       <w:tab/>
       <w:tab/>
-      <w:t>2025-10-08</w:t>
+      <w:t>2025-10-09</w:t>
       <w:br/>
       <w:br/>
     </w:r>

--- a/klagomål/A 49239-2024 FSC-klagomål.docx
+++ b/klagomål/A 49239-2024 FSC-klagomål.docx
@@ -1063,7 +1063,7 @@
     <w:r>
       <w:tab/>
       <w:tab/>
-      <w:t>2025-10-09</w:t>
+      <w:t>2025-10-10</w:t>
       <w:br/>
       <w:br/>
     </w:r>

--- a/klagomål/A 49239-2024 FSC-klagomål.docx
+++ b/klagomål/A 49239-2024 FSC-klagomål.docx
@@ -1063,7 +1063,7 @@
     <w:r>
       <w:tab/>
       <w:tab/>
-      <w:t>2025-10-10</w:t>
+      <w:t>2025-10-11</w:t>
       <w:br/>
       <w:br/>
     </w:r>

--- a/klagomål/A 49239-2024 FSC-klagomål.docx
+++ b/klagomål/A 49239-2024 FSC-klagomål.docx
@@ -1063,7 +1063,7 @@
     <w:r>
       <w:tab/>
       <w:tab/>
-      <w:t>2025-10-16</w:t>
+      <w:t>2025-10-17</w:t>
       <w:br/>
       <w:br/>
     </w:r>

--- a/klagomål/A 49239-2024 FSC-klagomål.docx
+++ b/klagomål/A 49239-2024 FSC-klagomål.docx
@@ -1063,7 +1063,7 @@
     <w:r>
       <w:tab/>
       <w:tab/>
-      <w:t>2025-10-17</w:t>
+      <w:t>2025-10-18</w:t>
       <w:br/>
       <w:br/>
     </w:r>

--- a/klagomål/A 49239-2024 FSC-klagomål.docx
+++ b/klagomål/A 49239-2024 FSC-klagomål.docx
@@ -1063,7 +1063,7 @@
     <w:r>
       <w:tab/>
       <w:tab/>
-      <w:t>2025-10-18</w:t>
+      <w:t>2025-10-19</w:t>
       <w:br/>
       <w:br/>
     </w:r>

--- a/klagomål/A 49239-2024 FSC-klagomål.docx
+++ b/klagomål/A 49239-2024 FSC-klagomål.docx
@@ -1063,7 +1063,7 @@
     <w:r>
       <w:tab/>
       <w:tab/>
-      <w:t>2025-10-19</w:t>
+      <w:t>2025-10-20</w:t>
       <w:br/>
       <w:br/>
     </w:r>

--- a/klagomål/A 49239-2024 FSC-klagomål.docx
+++ b/klagomål/A 49239-2024 FSC-klagomål.docx
@@ -1063,7 +1063,7 @@
     <w:r>
       <w:tab/>
       <w:tab/>
-      <w:t>2025-10-20</w:t>
+      <w:t>2025-10-21</w:t>
       <w:br/>
       <w:br/>
     </w:r>

--- a/klagomål/A 49239-2024 FSC-klagomål.docx
+++ b/klagomål/A 49239-2024 FSC-klagomål.docx
@@ -1063,7 +1063,7 @@
     <w:r>
       <w:tab/>
       <w:tab/>
-      <w:t>2025-10-21</w:t>
+      <w:t>2025-10-22</w:t>
       <w:br/>
       <w:br/>
     </w:r>

--- a/klagomål/A 49239-2024 FSC-klagomål.docx
+++ b/klagomål/A 49239-2024 FSC-klagomål.docx
@@ -1063,7 +1063,7 @@
     <w:r>
       <w:tab/>
       <w:tab/>
-      <w:t>2025-10-22</w:t>
+      <w:t>2025-10-23</w:t>
       <w:br/>
       <w:br/>
     </w:r>

--- a/klagomål/A 49239-2024 FSC-klagomål.docx
+++ b/klagomål/A 49239-2024 FSC-klagomål.docx
@@ -1063,7 +1063,7 @@
     <w:r>
       <w:tab/>
       <w:tab/>
-      <w:t>2025-10-23</w:t>
+      <w:t>2025-10-24</w:t>
       <w:br/>
       <w:br/>
     </w:r>

--- a/klagomål/A 49239-2024 FSC-klagomål.docx
+++ b/klagomål/A 49239-2024 FSC-klagomål.docx
@@ -1063,7 +1063,7 @@
     <w:r>
       <w:tab/>
       <w:tab/>
-      <w:t>2025-10-24</w:t>
+      <w:t>2025-10-25</w:t>
       <w:br/>
       <w:br/>
     </w:r>

--- a/klagomål/A 49239-2024 FSC-klagomål.docx
+++ b/klagomål/A 49239-2024 FSC-klagomål.docx
@@ -1063,7 +1063,7 @@
     <w:r>
       <w:tab/>
       <w:tab/>
-      <w:t>2025-10-25</w:t>
+      <w:t>2025-10-26</w:t>
       <w:br/>
       <w:br/>
     </w:r>

--- a/klagomål/A 49239-2024 FSC-klagomål.docx
+++ b/klagomål/A 49239-2024 FSC-klagomål.docx
@@ -1063,7 +1063,7 @@
     <w:r>
       <w:tab/>
       <w:tab/>
-      <w:t>2025-10-26</w:t>
+      <w:t>2025-10-27</w:t>
       <w:br/>
       <w:br/>
     </w:r>

--- a/klagomål/A 49239-2024 FSC-klagomål.docx
+++ b/klagomål/A 49239-2024 FSC-klagomål.docx
@@ -1063,7 +1063,7 @@
     <w:r>
       <w:tab/>
       <w:tab/>
-      <w:t>2025-10-27</w:t>
+      <w:t>2025-10-28</w:t>
       <w:br/>
       <w:br/>
     </w:r>

--- a/klagomål/A 49239-2024 FSC-klagomål.docx
+++ b/klagomål/A 49239-2024 FSC-klagomål.docx
@@ -1063,7 +1063,7 @@
     <w:r>
       <w:tab/>
       <w:tab/>
-      <w:t>2025-10-28</w:t>
+      <w:t>2025-10-29</w:t>
       <w:br/>
       <w:br/>
     </w:r>

--- a/klagomål/A 49239-2024 FSC-klagomål.docx
+++ b/klagomål/A 49239-2024 FSC-klagomål.docx
@@ -1063,7 +1063,7 @@
     <w:r>
       <w:tab/>
       <w:tab/>
-      <w:t>2025-10-29</w:t>
+      <w:t>2025-10-30</w:t>
       <w:br/>
       <w:br/>
     </w:r>

--- a/klagomål/A 49239-2024 FSC-klagomål.docx
+++ b/klagomål/A 49239-2024 FSC-klagomål.docx
@@ -1063,7 +1063,7 @@
     <w:r>
       <w:tab/>
       <w:tab/>
-      <w:t>2025-10-30</w:t>
+      <w:t>2025-10-31</w:t>
       <w:br/>
       <w:br/>
     </w:r>

--- a/klagomål/A 49239-2024 FSC-klagomål.docx
+++ b/klagomål/A 49239-2024 FSC-klagomål.docx
@@ -191,7 +191,7 @@
     </w:p>
     <w:p>
       <w:r>
-        <w:t>I avverkningsanmälan har följande 6 naturvårdsarter hittats: garnlav (NT), harticka (NT), lunglav (NT), tretåig hackspett (NT, §4), vitgrynig nållav (NT) och revlummer (§9). Av dessa är 5 rödlistade. För rödlistade arter har rödlistekategorin angivits inom parentes. För fridlysta arter anges även paragrafen i Artskyddsförordningen som arten är fridlyst enligt.</w:t>
+        <w:t>I avverkningsanmälan har följande 8 naturvårdsarter hittats: garnlav (NT), harticka (NT), lunglav (NT), mindre hackspett (NT, §4), tretåig hackspett (NT, §4), vitgrynig nållav (NT), tjäder (§4) och revlummer (§9). Av dessa är 6 rödlistade. För rödlistade arter har rödlistekategorin angivits inom parentes. För fridlysta arter anges även paragrafen i Artskyddsförordningen som arten är fridlyst enligt.</w:t>
       </w:r>
     </w:p>
     <w:p>
@@ -206,7 +206,7 @@
       <w:r>
         <w:drawing>
           <wp:inline xmlns:a="http://schemas.openxmlformats.org/drawingml/2006/main" xmlns:pic="http://schemas.openxmlformats.org/drawingml/2006/picture">
-            <wp:extent cx="5486400" cy="4552091"/>
+            <wp:extent cx="5486400" cy="4550911"/>
             <wp:docPr id="1" name="Picture 1"/>
             <wp:cNvGraphicFramePr>
               <a:graphicFrameLocks noChangeAspect="1"/>
@@ -227,7 +227,7 @@
                   <pic:spPr>
                     <a:xfrm>
                       <a:off x="0" y="0"/>
-                      <a:ext cx="5486400" cy="4552091"/>
+                      <a:ext cx="5486400" cy="4550911"/>
                     </a:xfrm>
                     <a:prstGeom prst="rect"/>
                   </pic:spPr>
@@ -318,7 +318,7 @@
     </w:p>
     <w:p>
       <w:r>
-        <w:t>Följande fridlysta arter har sina livsmiljöer och växtplatser i den avverkningsanmälda skogen: tretåig hackspett (NT, §4) och revlummer (§9).</w:t>
+        <w:t>Följande fridlysta arter har sina livsmiljöer och växtplatser i den avverkningsanmälda skogen: mindre hackspett (NT, §4), tretåig hackspett (NT, §4), tjäder (§4) och revlummer (§9).</w:t>
       </w:r>
     </w:p>
     <w:p>
@@ -333,6 +333,28 @@
       </w:r>
       <w:r>
         <w:t>(artikel 1). Vidare att de åtgärder som vidtas inte får leda till en försämring av den nuvarande situationen beträffande bevarandet av de fågelarter som avses i artikel 1 (artikel 13). Fågeldirektivet är styrande för tillsynsansvariga myndigheters ärendehantering, ställningstaganden och beslutsfattande.</w:t>
+      </w:r>
+    </w:p>
+    <w:p>
+      <w:r>
+        <w:rPr>
+          <w:b/>
+        </w:rPr>
+        <w:t>Mindre hackspett (NT, §4)</w:t>
+      </w:r>
+      <w:r>
+        <w:t xml:space="preserve"> är rödlistad som nära hotad, fridlyst och prioriterad art i Skogsvårdslagen. Minskningstakten har uppgått till 25 (10–40) % under de senaste 15 åren och bedöms vara nära gränsvärdet för Sårbar (VU). (A2bc). Arten har stora revir och höga krav när det gäller förekomst av lövskog på landskapsnivå. För att häcka framgångsrikt behöver ett par cirka 40 ha äldre lövdominerad skog inom ett område på upp till 200 ha. Under vintern kan födosök även ske i äldre grandominerad skog (SLU Artdatabanken, 2021 &amp; Skogsstyrelsen, 2016).</w:t>
+      </w:r>
+    </w:p>
+    <w:p>
+      <w:r>
+        <w:rPr>
+          <w:b/>
+        </w:rPr>
+        <w:t>Tjäder (§4)</w:t>
+      </w:r>
+      <w:r>
+        <w:t xml:space="preserve"> är en utpräglad skogsfågel knuten till större sammanhängande barrskogsområden. Tupparna och hönorna utnyttjar till viss del olika miljöer, och habitatvalet varierar dessutom mellan olika delar av året. För att det ska finnas livskraftiga tjäderbestånd krävs funktionella skogslandskap med en blandning av uppvuxen, gles och luckig skog, täta sumpskogar, myrar och andra små våtmarker. Arten försvinner när skogen fragmenteras och den sammanlagda arealen hyggen och andra öppna områden blir för stor. Ett småskaligt och försiktigt virkesuttag genom hyggesfria metoder kan i vissa fall vara möjligt i området inom 200 m från lekcentrum. Längre ut från lekcentrum, inom 200–500 m bör den avverkade ytan inte överskrida 1 hektar för att undvika alltför stora och snabba förändringar (Skogsstyrelsen, 2019).</w:t>
       </w:r>
     </w:p>
     <w:p>
@@ -457,7 +479,7 @@
         <w:rPr>
           <w:i/>
         </w:rPr>
-        <w:t>I det avverkningsanmälda skogsområdet har 6 naturvårdsarter varav 5 rödlistade arter sina livsmiljöer och växtplatser.</w:t>
+        <w:t>I det avverkningsanmälda skogsområdet har 8 naturvårdsarter varav 6 rödlistade arter sina livsmiljöer och växtplatser.</w:t>
       </w:r>
     </w:p>
     <w:p>
@@ -770,6 +792,110 @@
       </w:r>
       <w:r>
         <w:t>https://www.slu.se/artdatabanken/arter-och-natur/artiklar/over-20-nya-lavparasiter-for-sverige/</w:t>
+      </w:r>
+    </w:p>
+    <w:p>
+      <w:pPr>
+        <w:pStyle w:val="Heading1"/>
+      </w:pPr>
+      <w:r>
+        <w:t>Mindre hackspett – ekologi samt krav på livsmiljön</w:t>
+      </w:r>
+    </w:p>
+    <w:p>
+      <w:r>
+        <w:t>Mindre hackspett (NT) är rödlistad som nära hotad, fridlyst och prioriterad art i Skogsvårdslagen. Minskningstakten har uppgått till 25 (10–40) % under de senaste 15 åren och bedöms vara nära gränsvärdet för Sårbar (VU). (A2bc). (SLU Artdatabanken 2021).</w:t>
+      </w:r>
+    </w:p>
+    <w:p>
+      <w:r>
+        <w:t>Den mindre hackspetten lever i löv- och blandskog med förekomst av äldre lövträd, gärna ädellövträd i södra Sverige. Norrut förekommer arten i gamla löv- och blandskogar med al, björk och asp. Ett mycket glest bestånd förekommer i fjällbjörkskogen. Under vintern kan födosök ske även i äldre grandominerad skog, troligen för att den ger bättre skydd mot rovdjur och rovfåglar än ren lövskog. (SLU Artdatabanken, 2021).</w:t>
+      </w:r>
+    </w:p>
+    <w:p>
+      <w:r>
+        <w:t>Arten har stora revir och höga krav när det gäller förekomst av lövskog på landskapsnivå. För att häcka framgångsrikt behöver ett par cirka 40 ha äldre lövdominerad skog inom ett område på upp till 200 ha. Under vintern utsträcks födosöket till ett större område på flera hundra hektar, men varje individ återvänder till samma natthål kväll efter kväll. Arten häckar i murkna lövträdsstammar eller stubbar (oftast klibbal eller björk), vanligen 3–7 meter över marken. Ett nytt bohål hackas ut varje vår (Skogsstyrelsen, 2016 &amp; SLU Artdatabanken, 2021).</w:t>
+      </w:r>
+    </w:p>
+    <w:p>
+      <w:r>
+        <w:t>Den mindre hackspetten missgynnas av gallring i löv- och blandskogar, om lövträd tas bort. Vidare så missgynnas arten starkt genom avverkning av äldre lövträd, dränering och avverkning av al- och björkkärr, röjning eller gallring av täta strandskogar, alkärr samt borttagande av murkna träd och grenar. Nedhuggning av äldre hagmarksbjörkar och alar är också negativt. Arten hotas dessutom av biobränsleuttag i gamla inägomarker och andra lövskogar (Skogsstyrelsen, 2016 &amp; SLU Artdatabanken, 2021).</w:t>
+      </w:r>
+    </w:p>
+    <w:p>
+      <w:pPr>
+        <w:pStyle w:val="Heading2"/>
+      </w:pPr>
+      <w:r>
+        <w:t>Referenser – mindre hackspett</w:t>
+      </w:r>
+    </w:p>
+    <w:p>
+      <w:r>
+        <w:t xml:space="preserve">Skogsstyrelsen, 2016. </w:t>
+      </w:r>
+      <w:r>
+        <w:rPr>
+          <w:i/>
+        </w:rPr>
+        <w:t xml:space="preserve">Vägledning för hänsyn till mindre hackspett. </w:t>
+      </w:r>
+      <w:r>
+        <w:t>https://www.skogsstyrelsen.se/globalassets/lag-och-tillsyn/artskydd/vagledningar-for-hansyn-till-faglar/mindre-hackspett-vagledning-hansyn2.pdf</w:t>
+      </w:r>
+    </w:p>
+    <w:p>
+      <w:r>
+        <w:t xml:space="preserve">SLU Artdatabanken, 2021. </w:t>
+      </w:r>
+      <w:r>
+        <w:rPr>
+          <w:i/>
+        </w:rPr>
+        <w:t xml:space="preserve">Artfaktablad. Naturvård – artfakta. </w:t>
+      </w:r>
+      <w:r>
+        <w:t>SLU Artdatabanken, Uppsala</w:t>
+      </w:r>
+    </w:p>
+    <w:p>
+      <w:pPr>
+        <w:pStyle w:val="Heading1"/>
+      </w:pPr>
+      <w:r>
+        <w:t>Tjäder – ekologi samt krav på livsmiljön</w:t>
+      </w:r>
+    </w:p>
+    <w:p>
+      <w:r>
+        <w:t>Tjäder (§4) är en utpräglad skogsfågel knuten till större sammanhängande barrskogsområden. Tupparna och hönorna utnyttjar till viss del olika miljöer, och habitatvalet varierar dessutom mellan olika delar av året. För att det ska finnas livskraftiga tjäderbestånd krävs funktionella skogslandskap med en blandning av uppvuxen, gles och luckig skog, täta sumpskogar, myrar och andra små våtmarker (Skogsstyrelsen, 2019).</w:t>
+      </w:r>
+    </w:p>
+    <w:p>
+      <w:r>
+        <w:t>Arten försvinner när skogen fragmenteras och den sammanlagda arealen hyggen och andra öppna områden blir för stor. Ett småskaligt och försiktigt virkesuttag genom hyggesfria metoder kan i vissa fall vara möjligt i området inom 200 m från lekcentrum. Längre ut från lekcentrum, inom 200–500 m bör den avverkade ytan inte överskrida 1 hektar för att undvika alltför stora och snabba förändringar (Skogsstyrelsen, 2019).</w:t>
+      </w:r>
+    </w:p>
+    <w:p>
+      <w:pPr>
+        <w:pStyle w:val="Heading2"/>
+      </w:pPr>
+      <w:r>
+        <w:t>Referenser – tjäder</w:t>
+      </w:r>
+    </w:p>
+    <w:p>
+      <w:r>
+        <w:t xml:space="preserve">Skogsstyrelsen, 2019. </w:t>
+      </w:r>
+      <w:r>
+        <w:rPr>
+          <w:i/>
+        </w:rPr>
+        <w:t xml:space="preserve">Vägledning för hänsyn till fåglar – tjäder. </w:t>
+      </w:r>
+      <w:r>
+        <w:t>https://www.skogsstyrelsen.se/globalassets/lag-och-tillsyn/artskydd/vagledningar-for-hansyn-till-faglar/tjader-vagledning-hansyn2.pdf</w:t>
       </w:r>
     </w:p>
     <w:p>
@@ -1063,7 +1189,7 @@
     <w:r>
       <w:tab/>
       <w:tab/>
-      <w:t>2025-10-31</w:t>
+      <w:t>2025-11-01</w:t>
       <w:br/>
       <w:br/>
     </w:r>

--- a/klagomål/A 49239-2024 FSC-klagomål.docx
+++ b/klagomål/A 49239-2024 FSC-klagomål.docx
@@ -1189,7 +1189,7 @@
     <w:r>
       <w:tab/>
       <w:tab/>
-      <w:t>2025-11-01</w:t>
+      <w:t>2025-11-02</w:t>
       <w:br/>
       <w:br/>
     </w:r>

--- a/klagomål/A 49239-2024 FSC-klagomål.docx
+++ b/klagomål/A 49239-2024 FSC-klagomål.docx
@@ -1189,7 +1189,7 @@
     <w:r>
       <w:tab/>
       <w:tab/>
-      <w:t>2025-11-02</w:t>
+      <w:t>2025-11-03</w:t>
       <w:br/>
       <w:br/>
     </w:r>

--- a/klagomål/A 49239-2024 FSC-klagomål.docx
+++ b/klagomål/A 49239-2024 FSC-klagomål.docx
@@ -1189,7 +1189,7 @@
     <w:r>
       <w:tab/>
       <w:tab/>
-      <w:t>2025-11-03</w:t>
+      <w:t>2025-11-04</w:t>
       <w:br/>
       <w:br/>
     </w:r>

--- a/klagomål/A 49239-2024 FSC-klagomål.docx
+++ b/klagomål/A 49239-2024 FSC-klagomål.docx
@@ -1189,7 +1189,7 @@
     <w:r>
       <w:tab/>
       <w:tab/>
-      <w:t>2025-11-04</w:t>
+      <w:t>2025-11-05</w:t>
       <w:br/>
       <w:br/>
     </w:r>

--- a/klagomål/A 49239-2024 FSC-klagomål.docx
+++ b/klagomål/A 49239-2024 FSC-klagomål.docx
@@ -1189,7 +1189,7 @@
     <w:r>
       <w:tab/>
       <w:tab/>
-      <w:t>2025-11-05</w:t>
+      <w:t>2025-11-06</w:t>
       <w:br/>
       <w:br/>
     </w:r>

--- a/klagomål/A 49239-2024 FSC-klagomål.docx
+++ b/klagomål/A 49239-2024 FSC-klagomål.docx
@@ -1189,7 +1189,7 @@
     <w:r>
       <w:tab/>
       <w:tab/>
-      <w:t>2025-11-06</w:t>
+      <w:t>2025-11-07</w:t>
       <w:br/>
       <w:br/>
     </w:r>

--- a/klagomål/A 49239-2024 FSC-klagomål.docx
+++ b/klagomål/A 49239-2024 FSC-klagomål.docx
@@ -1189,7 +1189,7 @@
     <w:r>
       <w:tab/>
       <w:tab/>
-      <w:t>2025-11-07</w:t>
+      <w:t>2025-11-08</w:t>
       <w:br/>
       <w:br/>
     </w:r>

--- a/klagomål/A 49239-2024 FSC-klagomål.docx
+++ b/klagomål/A 49239-2024 FSC-klagomål.docx
@@ -1189,7 +1189,7 @@
     <w:r>
       <w:tab/>
       <w:tab/>
-      <w:t>2025-11-08</w:t>
+      <w:t>2025-11-09</w:t>
       <w:br/>
       <w:br/>
     </w:r>

--- a/klagomål/A 49239-2024 FSC-klagomål.docx
+++ b/klagomål/A 49239-2024 FSC-klagomål.docx
@@ -1189,7 +1189,7 @@
     <w:r>
       <w:tab/>
       <w:tab/>
-      <w:t>2025-11-09</w:t>
+      <w:t>2025-11-10</w:t>
       <w:br/>
       <w:br/>
     </w:r>

--- a/klagomål/A 49239-2024 FSC-klagomål.docx
+++ b/klagomål/A 49239-2024 FSC-klagomål.docx
@@ -1189,7 +1189,7 @@
     <w:r>
       <w:tab/>
       <w:tab/>
-      <w:t>2025-11-10</w:t>
+      <w:t>2025-11-11</w:t>
       <w:br/>
       <w:br/>
     </w:r>

--- a/klagomål/A 49239-2024 FSC-klagomål.docx
+++ b/klagomål/A 49239-2024 FSC-klagomål.docx
@@ -1189,7 +1189,7 @@
     <w:r>
       <w:tab/>
       <w:tab/>
-      <w:t>2025-11-11</w:t>
+      <w:t>2025-11-12</w:t>
       <w:br/>
       <w:br/>
     </w:r>

--- a/klagomål/A 49239-2024 FSC-klagomål.docx
+++ b/klagomål/A 49239-2024 FSC-klagomål.docx
@@ -1189,7 +1189,7 @@
     <w:r>
       <w:tab/>
       <w:tab/>
-      <w:t>2025-11-12</w:t>
+      <w:t>2025-11-13</w:t>
       <w:br/>
       <w:br/>
     </w:r>

--- a/klagomål/A 49239-2024 FSC-klagomål.docx
+++ b/klagomål/A 49239-2024 FSC-klagomål.docx
@@ -1189,7 +1189,7 @@
     <w:r>
       <w:tab/>
       <w:tab/>
-      <w:t>2025-11-13</w:t>
+      <w:t>2025-11-14</w:t>
       <w:br/>
       <w:br/>
     </w:r>
